--- a/docs/deliverables/out/Drop-1_Transactional/TestPlans/BIBS_TestPlan_BRD-10_Sanction_Screening_Summary_v1.0.docx
+++ b/docs/deliverables/out/Drop-1_Transactional/TestPlans/BIBS_TestPlan_BRD-10_Sanction_Screening_Summary_v1.0.docx
@@ -2620,7 +2620,7 @@
       </w:r>
       <w:r>
         <w:rPr/>
-        <w:t>The production values of thresholds, risk categories, matrices and SLAs (SQ02-SQ08). The cases use the demo configuration; Compliance enters the production values before go-live.</w:t>
+        <w:t>The production values of thresholds, risk categories, matrices and SLAs (SQ02-SQ08). The cases use the seed configuration; Compliance enters the production values before go-live.</w:t>
       </w:r>
     </w:p>
     <w:p>
@@ -4699,7 +4699,7 @@
               <w:rPr>
                 <w:sz w:val="18"/>
               </w:rPr>
-              <w:t>Sanction Screening is built and deployed on SIT with its roles, parameters, lists and jobs; the planned demo seeds V1950 to V1952 (invented names only) are loaded; CI is green on the deployed commit; the automated tests of the module exist and pass; screen labels and messages have been compared with this plan and differences recorded; the test mailboxes receive mail.</w:t>
+              <w:t>Sanction Screening is built and deployed on SIT with its roles, parameters, lists and jobs; the planned seeds V1950 to V1952 (invented names only) are loaded; CI is green on the deployed commit; the automated tests of the module exist and pass; screen labels and messages have been compared with this plan and differences recorded; the test mailboxes receive mail.</w:t>
             </w:r>
           </w:p>
         </w:tc>
@@ -5370,7 +5370,7 @@
               <w:rPr>
                 <w:sz w:val="18"/>
               </w:rPr>
-              <w:t>Demo profile seeds, the planned screening seeds V1950-V1952 and the data sets of section 4.2; test mailboxes</w:t>
+              <w:t>Seed profile migrations, the planned screening seeds V1950-V1952 and the data sets of section 4.2; test mailboxes</w:t>
             </w:r>
           </w:p>
         </w:tc>
@@ -5472,7 +5472,7 @@
     <w:p>
       <w:r>
         <w:rPr/>
-        <w:t>The cases refer to named data sets. Sanction Screening has no demo seed yet; the build design plans V1950 (users and configuration), V1951 (watchlist with invented names) and V1952 (cases in every stage). Until they exist the test lead prepares each set on SIT as its source column says.</w:t>
+        <w:t>The cases refer to named data sets. Sanction Screening has no seed yet; the build design plans V1950 (users and configuration), V1951 (watchlist with invented names) and V1952 (cases in every stage). Until they exist the test lead prepares each set on SIT as its source column says.</w:t>
       </w:r>
     </w:p>
     <w:p>
@@ -5663,7 +5663,7 @@
               <w:rPr>
                 <w:sz w:val="17"/>
               </w:rPr>
-              <w:t>Planned demo seed V1950 (compoff, compchk, ucc, investigator, scrapprover, amlcom1, amlcom2); the others created by the test lead through User Access requests</w:t>
+              <w:t>Planned seed V1950 (compoff, compchk, ucc, investigator, scrapprover, amlcom1, amlcom2); the others created by the test lead through User Access requests</w:t>
             </w:r>
           </w:p>
         </w:tc>
@@ -5737,7 +5737,7 @@
               <w:rPr>
                 <w:sz w:val="17"/>
               </w:rPr>
-              <w:t>Planned demo seed V1950 of the build design</w:t>
+              <w:t>Planned seed V1950 of the build design</w:t>
             </w:r>
           </w:p>
         </w:tc>
@@ -5808,7 +5808,7 @@
               <w:rPr>
                 <w:sz w:val="17"/>
               </w:rPr>
-              <w:t>Planned demo seed V1951; invented names only</w:t>
+              <w:t>Planned seed V1951; invented names only</w:t>
             </w:r>
           </w:p>
         </w:tc>
@@ -5953,7 +5953,7 @@
               <w:rPr>
                 <w:sz w:val="17"/>
               </w:rPr>
-              <w:t>Masked demo clients (V981) plus clients keyed in by the test lead on SIT</w:t>
+              <w:t>Masked seed clients (V981) plus clients keyed in by the test lead on SIT</w:t>
             </w:r>
           </w:p>
         </w:tc>
@@ -6027,7 +6027,7 @@
               <w:rPr>
                 <w:sz w:val="17"/>
               </w:rPr>
-              <w:t>Planned demo seed V1952 of the build design</w:t>
+              <w:t>Planned seed V1952 of the build design</w:t>
             </w:r>
           </w:p>
         </w:tc>

--- a/docs/deliverables/out/Drop-1_Transactional/TestPlans/BIBS_TestPlan_BRD-10_Sanction_Screening_Summary_v1.0.docx
+++ b/docs/deliverables/out/Drop-1_Transactional/TestPlans/BIBS_TestPlan_BRD-10_Sanction_Screening_Summary_v1.0.docx
@@ -450,7 +450,7 @@
     </w:tbl>
     <w:p>
       <w:pPr>
-        <w:spacing w:before="3000" w:after="0"/>
+        <w:spacing w:before="2600" w:after="0"/>
       </w:pPr>
     </w:p>
     <w:p>
@@ -518,15 +518,8 @@
     </w:p>
     <w:p>
       <w:pPr>
-        <w:spacing w:after="0"/>
-      </w:pPr>
-      <w:r>
-        <w:br w:type="page"/>
-      </w:r>
-    </w:p>
-    <w:p>
-      <w:pPr>
         <w:pStyle w:val="BDOIFrontHeading"/>
+        <w:pageBreakBefore/>
       </w:pPr>
       <w:r>
         <w:t>Document Control</w:t>
